--- a/static/downloads/de/docx/layer-6/experiment-template.docx
+++ b/static/downloads/de/docx/layer-6/experiment-template.docx
@@ -59,13 +59,13 @@
         <w:t xml:space="preserve">RCOS – Regenerative Community Operating System</w:t>
       </w:r>
     </w:p>
-    <w:bookmarkStart w:id="19" w:name="experiment-template"/>
+    <w:bookmarkStart w:id="19" w:name="experiment-vorlage"/>
     <w:p>
       <w:pPr>
         <w:pStyle w:val="Heading1"/>
       </w:pPr>
       <w:r>
-        <w:t xml:space="preserve">Experiment Template</w:t>
+        <w:t xml:space="preserve">Experiment-Vorlage</w:t>
       </w:r>
     </w:p>
     <w:p>
@@ -145,18 +145,6 @@
       </w:hyperlink>
     </w:p>
     <w:p>
-      <w:pPr>
-        <w:pStyle w:val="BlockText"/>
-      </w:pPr>
-      <w:r>
-        <w:rPr>
-          <w:i/>
-          <w:iCs/>
-        </w:rPr>
-        <w:t xml:space="preserve">Dieser Inhalt ist noch nicht ins Deutsche übersetzt – die englische Quelle wird angezeigt.</w:t>
-      </w:r>
-    </w:p>
-    <w:p>
       <w:r>
         <w:pict>
           <v:rect style="width:0;height:1.5pt" o:hralign="center" o:hrstd="t" o:hr="t"/>
@@ -176,13 +164,13 @@
           <w:b/>
           <w:bCs/>
         </w:rPr>
-        <w:t xml:space="preserve">Layer:</w:t>
-      </w:r>
-      <w:r>
-        <w:t xml:space="preserve"> </w:t>
-      </w:r>
-      <w:r>
-        <w:t xml:space="preserve">6 — Evolution &amp; Adaptation</w:t>
+        <w:t xml:space="preserve">Schicht:</w:t>
+      </w:r>
+      <w:r>
+        <w:t xml:space="preserve"> </w:t>
+      </w:r>
+      <w:r>
+        <w:t xml:space="preserve">6 — Evolution &amp; Anpassung</w:t>
       </w:r>
     </w:p>
     <w:p>
@@ -204,7 +192,7 @@
         <w:t xml:space="preserve"> </w:t>
       </w:r>
       <w:r>
-        <w:t xml:space="preserve">Template — use to propose a time-bounded experiment</w:t>
+        <w:t xml:space="preserve">Vorlage — verwende sie, um ein zeitlich begrenztes Experiment vorzuschlagen</w:t>
       </w:r>
     </w:p>
     <w:p>
@@ -220,7 +208,7 @@
           <w:b/>
           <w:bCs/>
         </w:rPr>
-        <w:t xml:space="preserve">RCOS reference:</w:t>
+        <w:t xml:space="preserve">RCOS-Referenz:</w:t>
       </w:r>
       <w:r>
         <w:t xml:space="preserve"> </w:t>
@@ -253,7 +241,7 @@
         <w:pStyle w:val="BlockText"/>
       </w:pPr>
       <w:r>
-        <w:t xml:space="preserve">Experiments let the community try a change without permanently adopting it. To stay safe, every experiment must be time-bounded, labeled, and auto-expiring — and must record its results in the Learning Log.</w:t>
+        <w:t xml:space="preserve">Experimente erlauben es der Gemeinschaft, eine Änderung auszuprobieren, ohne sie dauerhaft zu übernehmen. Damit das sicher bleibt, muss jedes Experiment zeitlich begrenzt, gekennzeichnet und automatisch ablaufend sein — und seine Ergebnisse im Lernprotokoll festhalten.</w:t>
       </w:r>
     </w:p>
     <w:p>
@@ -263,13 +251,13 @@
         </w:pict>
       </w:r>
     </w:p>
-    <w:bookmarkStart w:id="16" w:name="required-fields"/>
+    <w:bookmarkStart w:id="16" w:name="pflichtfelder"/>
     <w:p>
       <w:pPr>
         <w:pStyle w:val="Heading2"/>
       </w:pPr>
       <w:r>
-        <w:t xml:space="preserve">Required Fields</w:t>
+        <w:t xml:space="preserve">Pflichtfelder</w:t>
       </w:r>
     </w:p>
     <w:p>
@@ -281,7 +269,7 @@
           <w:i/>
           <w:iCs/>
         </w:rPr>
-        <w:t xml:space="preserve">RCOS clauses:</w:t>
+        <w:t xml:space="preserve">RCOS-Klauseln:</w:t>
       </w:r>
       <w:r>
         <w:rPr>
@@ -430,7 +418,7 @@
           <w:b/>
           <w:bCs/>
         </w:rPr>
-        <w:t xml:space="preserve">Begründung — Why require these fields</w:t>
+        <w:t xml:space="preserve">Begründung — Warum sind diese Felder erforderlich</w:t>
       </w:r>
     </w:p>
     <w:p>
@@ -438,19 +426,7 @@
         <w:pStyle w:val="BlockText"/>
       </w:pPr>
       <w:r>
-        <w:t xml:space="preserve">Without scope, duration, success criteria, and rollback, an</w:t>
-      </w:r>
-      <w:r>
-        <w:t xml:space="preserve"> </w:t>
-      </w:r>
-      <w:r>
-        <w:t xml:space="preserve">“experiment”</w:t>
-      </w:r>
-      <w:r>
-        <w:t xml:space="preserve"> </w:t>
-      </w:r>
-      <w:r>
-        <w:t xml:space="preserve">is just a permanent change with friendlier branding. Forcing every proposal to specify what it changes, when it ends, how it will be reviewed, and how it will be rolled back keeps experimentation reversible — and prevents the experiment label from being used to bypass deliberation.</w:t>
+        <w:t xml:space="preserve">Ohne Umfang, Dauer, Erfolgskriterien und Rollback ist ein „Experiment“ nur eine dauerhafte Änderung mit freundlicherem Etikett. Indem jeder Vorschlag angeben muss, was er ändert, wann er endet, wie er überprüft wird und wie er rückgängig gemacht wird, bleibt Experimentieren umkehrbar — und das Experiment-Label kann nicht dazu verwendet werden, die Beratung zu umgehen.</w:t>
       </w:r>
     </w:p>
     <w:p>
@@ -462,7 +438,7 @@
           <w:b/>
           <w:bCs/>
         </w:rPr>
-        <w:t xml:space="preserve">Anleitung — How to fill this in</w:t>
+        <w:t xml:space="preserve">Anleitung — Wie du das ausfüllst</w:t>
       </w:r>
     </w:p>
     <w:p>
@@ -470,7 +446,7 @@
         <w:pStyle w:val="BlockText"/>
       </w:pPr>
       <w:r>
-        <w:t xml:space="preserve">Fill each field. Maximum duration is set by your Change Protocol. The decision authority must come from the Decision Matrix.</w:t>
+        <w:t xml:space="preserve">Fülle jedes Feld aus. Die maximale Dauer wird durch dein Änderungsprotokoll festgelegt. Die Entscheidungsbefugnis muss aus der Entscheidungsmatrix stammen.</w:t>
       </w:r>
     </w:p>
     <w:p>
@@ -486,7 +462,7 @@
           <w:b/>
           <w:bCs/>
         </w:rPr>
-        <w:t xml:space="preserve">Title:</w:t>
+        <w:t xml:space="preserve">Titel:</w:t>
       </w:r>
       <w:r>
         <w:t xml:space="preserve"> </w:t>
@@ -505,7 +481,7 @@
           <w:b/>
           <w:bCs/>
         </w:rPr>
-        <w:t xml:space="preserve">Proposer:</w:t>
+        <w:t xml:space="preserve">Vorschlagende Person:</w:t>
       </w:r>
       <w:r>
         <w:t xml:space="preserve"> </w:t>
@@ -524,13 +500,13 @@
           <w:b/>
           <w:bCs/>
         </w:rPr>
-        <w:t xml:space="preserve">Decision type:</w:t>
-      </w:r>
-      <w:r>
-        <w:t xml:space="preserve"> </w:t>
-      </w:r>
-      <w:r>
-        <w:t xml:space="preserve">Strategic</w:t>
+        <w:t xml:space="preserve">Entscheidungstyp:</w:t>
+      </w:r>
+      <w:r>
+        <w:t xml:space="preserve"> </w:t>
+      </w:r>
+      <w:r>
+        <w:t xml:space="preserve">Strategisch</w:t>
       </w:r>
     </w:p>
     <w:p>
@@ -546,7 +522,7 @@
           <w:b/>
           <w:bCs/>
         </w:rPr>
-        <w:t xml:space="preserve">Scope:</w:t>
+        <w:t xml:space="preserve">Umfang:</w:t>
       </w:r>
       <w:r>
         <w:t xml:space="preserve"> </w:t>
@@ -556,7 +532,7 @@
           <w:i/>
           <w:iCs/>
         </w:rPr>
-        <w:t xml:space="preserve">&lt;exactly what is being tried; which artifacts and behaviors are affected.&gt;</w:t>
+        <w:t xml:space="preserve">&lt;was genau ausprobiert wird; welche Artefakte und Verhaltensweisen betroffen sind.&gt;</w:t>
       </w:r>
     </w:p>
     <w:p>
@@ -572,7 +548,7 @@
           <w:b/>
           <w:bCs/>
         </w:rPr>
-        <w:t xml:space="preserve">Duration:</w:t>
+        <w:t xml:space="preserve">Dauer:</w:t>
       </w:r>
       <w:r>
         <w:t xml:space="preserve"> </w:t>
@@ -582,7 +558,7 @@
           <w:i/>
           <w:iCs/>
         </w:rPr>
-        <w:t xml:space="preserve">&lt;start date — end date; maximum duration as set by the Change Protocol.&gt;</w:t>
+        <w:t xml:space="preserve">&lt;Startdatum — Enddatum; maximale Dauer gemäß Änderungsprotokoll.&gt;</w:t>
       </w:r>
     </w:p>
     <w:p>
@@ -598,7 +574,7 @@
           <w:b/>
           <w:bCs/>
         </w:rPr>
-        <w:t xml:space="preserve">Review checkpoints:</w:t>
+        <w:t xml:space="preserve">Überprüfungszeitpunkte:</w:t>
       </w:r>
       <w:r>
         <w:t xml:space="preserve"> </w:t>
@@ -608,7 +584,7 @@
           <w:i/>
           <w:iCs/>
         </w:rPr>
-        <w:t xml:space="preserve">&lt;at minimum one midpoint check-in; specify dates and what is reviewed.&gt;</w:t>
+        <w:t xml:space="preserve">&lt;mindestens ein Zwischencheck; gib Termine und Prüfgegenstände an.&gt;</w:t>
       </w:r>
     </w:p>
     <w:p>
@@ -624,64 +600,7 @@
           <w:b/>
           <w:bCs/>
         </w:rPr>
-        <w:t xml:space="preserve">Success criteria:</w:t>
-      </w:r>
-      <w:r>
-        <w:t xml:space="preserve"> </w:t>
-      </w:r>
-    </w:p>
-    <w:p>
-      <w:pPr>
-        <w:pStyle w:val="Compact"/>
-        <w:numPr>
-          <w:ilvl w:val="0"/>
-          <w:numId w:val="1003"/>
-        </w:numPr>
-      </w:pPr>
-      <w:r>
-        <w:rPr>
-          <w:b/>
-          <w:bCs/>
-        </w:rPr>
-        <w:t xml:space="preserve">Failure criteria:</w:t>
-      </w:r>
-      <w:r>
-        <w:t xml:space="preserve"> </w:t>
-      </w:r>
-    </w:p>
-    <w:p>
-      <w:pPr>
-        <w:pStyle w:val="Compact"/>
-        <w:numPr>
-          <w:ilvl w:val="0"/>
-          <w:numId w:val="1003"/>
-        </w:numPr>
-      </w:pPr>
-      <w:r>
-        <w:rPr>
-          <w:b/>
-          <w:bCs/>
-        </w:rPr>
-        <w:t xml:space="preserve">Rollback conditions and process:</w:t>
-      </w:r>
-      <w:r>
-        <w:t xml:space="preserve"> </w:t>
-      </w:r>
-    </w:p>
-    <w:p>
-      <w:pPr>
-        <w:pStyle w:val="Compact"/>
-        <w:numPr>
-          <w:ilvl w:val="0"/>
-          <w:numId w:val="1003"/>
-        </w:numPr>
-      </w:pPr>
-      <w:r>
-        <w:rPr>
-          <w:b/>
-          <w:bCs/>
-        </w:rPr>
-        <w:t xml:space="preserve">Authorized decision path:</w:t>
+        <w:t xml:space="preserve">Erfolgskriterien:</w:t>
       </w:r>
       <w:r>
         <w:t xml:space="preserve"> </w:t>
@@ -691,7 +610,7 @@
           <w:i/>
           <w:iCs/>
         </w:rPr>
-        <w:t xml:space="preserve">&lt;who may start, extend, modify, or terminate the experiment, per the Decision Matrix.&gt;</w:t>
+        <w:t xml:space="preserve">&lt;beobachtbare Bedingungen, die eine dauerhafte Übernahme der Änderung rechtfertigen würden.&gt;</w:t>
       </w:r>
     </w:p>
     <w:p>
@@ -707,10 +626,17 @@
           <w:b/>
           <w:bCs/>
         </w:rPr>
-        <w:t xml:space="preserve">Labelling:</w:t>
-      </w:r>
-      <w:r>
-        <w:t xml:space="preserve"> </w:t>
+        <w:t xml:space="preserve">Abbruchkriterien:</w:t>
+      </w:r>
+      <w:r>
+        <w:t xml:space="preserve"> </w:t>
+      </w:r>
+      <w:r>
+        <w:rPr>
+          <w:i/>
+          <w:iCs/>
+        </w:rPr>
+        <w:t xml:space="preserve">&lt;beobachtbare Bedingungen, die das Experiment vorzeitig beenden würden.&gt;</w:t>
       </w:r>
     </w:p>
     <w:p>
@@ -726,20 +652,105 @@
           <w:b/>
           <w:bCs/>
         </w:rPr>
-        <w:t xml:space="preserve">Safety suspension:</w:t>
-      </w:r>
-      <w:r>
-        <w:t xml:space="preserve"> </w:t>
+        <w:t xml:space="preserve">Rollback-Bedingungen und -Prozess:</w:t>
+      </w:r>
+      <w:r>
+        <w:t xml:space="preserve"> </w:t>
+      </w:r>
+      <w:r>
+        <w:rPr>
+          <w:i/>
+          <w:iCs/>
+        </w:rPr>
+        <w:t xml:space="preserve">&lt;was ein Rollback auslöst und wie es durchgeführt wird.&gt;</w:t>
+      </w:r>
+    </w:p>
+    <w:p>
+      <w:pPr>
+        <w:pStyle w:val="Compact"/>
+        <w:numPr>
+          <w:ilvl w:val="0"/>
+          <w:numId w:val="1003"/>
+        </w:numPr>
+      </w:pPr>
+      <w:r>
+        <w:rPr>
+          <w:b/>
+          <w:bCs/>
+        </w:rPr>
+        <w:t xml:space="preserve">Autorisierter Entscheidungspfad:</w:t>
+      </w:r>
+      <w:r>
+        <w:t xml:space="preserve"> </w:t>
+      </w:r>
+      <w:r>
+        <w:rPr>
+          <w:i/>
+          <w:iCs/>
+        </w:rPr>
+        <w:t xml:space="preserve">&lt;wer das Experiment gemäß der Entscheidungsmatrix starten, verlängern, ändern oder beenden darf.&gt;</w:t>
+      </w:r>
+    </w:p>
+    <w:p>
+      <w:pPr>
+        <w:pStyle w:val="Compact"/>
+        <w:numPr>
+          <w:ilvl w:val="0"/>
+          <w:numId w:val="1003"/>
+        </w:numPr>
+      </w:pPr>
+      <w:r>
+        <w:rPr>
+          <w:b/>
+          <w:bCs/>
+        </w:rPr>
+        <w:t xml:space="preserve">Kennzeichnung:</w:t>
+      </w:r>
+      <w:r>
+        <w:t xml:space="preserve"> </w:t>
+      </w:r>
+      <w:r>
+        <w:rPr>
+          <w:i/>
+          <w:iCs/>
+        </w:rPr>
+        <w:t xml:space="preserve">&lt;alle vom Experiment betroffenen Artefakte müssen für die Dauer des Experiments ausdrücklich als experimentell gekennzeichnet werden.&gt;</w:t>
+      </w:r>
+    </w:p>
+    <w:p>
+      <w:pPr>
+        <w:pStyle w:val="Compact"/>
+        <w:numPr>
+          <w:ilvl w:val="0"/>
+          <w:numId w:val="1003"/>
+        </w:numPr>
+      </w:pPr>
+      <w:r>
+        <w:rPr>
+          <w:b/>
+          <w:bCs/>
+        </w:rPr>
+        <w:t xml:space="preserve">Sicherheitsaussetzung:</w:t>
+      </w:r>
+      <w:r>
+        <w:t xml:space="preserve"> </w:t>
+      </w:r>
+      <w:r>
+        <w:rPr>
+          <w:i/>
+          <w:iCs/>
+        </w:rPr>
+        <w:t xml:space="preserve">&lt;bestätige, dass eine Notaussetzung gemäß Änderungsprotokoll eingeleitet werden kann, wenn ein glaubhaftes Sicherheitsrisiko entsteht.&gt;</w:t>
       </w:r>
     </w:p>
     <w:bookmarkEnd w:id="16"/>
-    <w:bookmarkStart w:id="17" w:name="expiry-and-renewal"/>
+    <w:bookmarkStart w:id="17" w:name="ablauf-und-verlängerung"/>
     <w:p>
       <w:pPr>
         <w:pStyle w:val="Heading2"/>
       </w:pPr>
       <w:r>
-        <w:t xml:space="preserve">Expiry and Renewal</w:t>
+        <w:t xml:space="preserve">Ablauf und Verlängerung</w:t>
       </w:r>
     </w:p>
     <w:p>
@@ -751,7 +762,7 @@
           <w:b/>
           <w:bCs/>
         </w:rPr>
-        <w:t xml:space="preserve">Begründung — Why must experiments expire</w:t>
+        <w:t xml:space="preserve">Begründung — Warum müssen Experimente ablaufen</w:t>
       </w:r>
     </w:p>
     <w:p>
@@ -759,7 +770,7 @@
         <w:pStyle w:val="BlockText"/>
       </w:pPr>
       <w:r>
-        <w:t xml:space="preserve">The community needs the option to revert. Auto-expiry forces a deliberate decision to make the change permanent — not a slow drift in which nobody remembers it was ever conditional.</w:t>
+        <w:t xml:space="preserve">Die Gemeinschaft braucht die Möglichkeit, Änderungen rückgängig zu machen. Automatisches Ablaufen erzwingt eine bewusste Entscheidung, die Änderung dauerhaft zu übernehmen — statt eines schleichenden Drifts, bei dem sich niemand mehr erinnert, dass sie jemals vorläufig war.</w:t>
       </w:r>
     </w:p>
     <w:p>
@@ -771,7 +782,7 @@
           <w:b/>
           <w:bCs/>
         </w:rPr>
-        <w:t xml:space="preserve">Anleitung — How to fill this in</w:t>
+        <w:t xml:space="preserve">Anleitung — Wie du das ausfüllst</w:t>
       </w:r>
     </w:p>
     <w:p>
@@ -779,7 +790,7 @@
         <w:pStyle w:val="BlockText"/>
       </w:pPr>
       <w:r>
-        <w:t xml:space="preserve">State the auto-expiry rule, the renewal mechanism, and the obligation to record results in the Learning Log.</w:t>
+        <w:t xml:space="preserve">Halte die Regel zum automatischen Ablauf, den Verlängerungsmechanismus und die Pflicht zur Ergebniserfassung im Lernprotokoll fest.</w:t>
       </w:r>
     </w:p>
     <w:p>
@@ -790,6 +801,13 @@
           <w:numId w:val="1004"/>
         </w:numPr>
       </w:pPr>
+      <w:r>
+        <w:rPr>
+          <w:i/>
+          <w:iCs/>
+        </w:rPr>
+        <w:t xml:space="preserve">&lt;Experimente laufen automatisch am Ende ihrer festgelegten Dauer ab, sofern sie nicht ausdrücklich durch einen neuen Vorschlag verlängert werden. Eine Verlängerung erfordert eine neue strategische Abstimmung.&gt;</w:t>
+      </w:r>
     </w:p>
     <w:p>
       <w:pPr>
@@ -808,13 +826,13 @@
       </w:r>
     </w:p>
     <w:bookmarkEnd w:id="17"/>
-    <w:bookmarkStart w:id="18" w:name="X4f82dc922edacc8ffa9229b477de6d9ee23c847"/>
+    <w:bookmarkStart w:id="18" w:name="X6efdd3989dccd098fc5e56d72d416f2b9904340"/>
     <w:p>
       <w:pPr>
         <w:pStyle w:val="Heading2"/>
       </w:pPr>
       <w:r>
-        <w:t xml:space="preserve">Outcome Record (filled in at experiment end)</w:t>
+        <w:t xml:space="preserve">Ergebnisprotokoll (wird am Ende des Experiments ausgefüllt)</w:t>
       </w:r>
     </w:p>
     <w:p>
@@ -830,7 +848,7 @@
           <w:b/>
           <w:bCs/>
         </w:rPr>
-        <w:t xml:space="preserve">End date:</w:t>
+        <w:t xml:space="preserve">Enddatum:</w:t>
       </w:r>
     </w:p>
     <w:p>
@@ -846,7 +864,7 @@
           <w:b/>
           <w:bCs/>
         </w:rPr>
-        <w:t xml:space="preserve">Outcome:</w:t>
+        <w:t xml:space="preserve">Ergebnis:</w:t>
       </w:r>
       <w:r>
         <w:t xml:space="preserve"> </w:t>
@@ -856,7 +874,7 @@
           <w:i/>
           <w:iCs/>
         </w:rPr>
-        <w:t xml:space="preserve">&lt;Adopted permanently / Rolled back / Modified and re-run / Terminated early&gt;</w:t>
+        <w:t xml:space="preserve">&lt;Dauerhaft übernommen / Rückgängig gemacht / Angepasst und erneut durchgeführt / Vorzeitig beendet&gt;</w:t>
       </w:r>
     </w:p>
     <w:p>
@@ -872,7 +890,7 @@
           <w:b/>
           <w:bCs/>
         </w:rPr>
-        <w:t xml:space="preserve">Decision record:</w:t>
+        <w:t xml:space="preserve">Entscheidungsnachweis:</w:t>
       </w:r>
       <w:r>
         <w:t xml:space="preserve"> </w:t>
@@ -891,7 +909,7 @@
           <w:b/>
           <w:bCs/>
         </w:rPr>
-        <w:t xml:space="preserve">Learning Log entry:</w:t>
+        <w:t xml:space="preserve">Lernprotokoll-Eintrag:</w:t>
       </w:r>
       <w:r>
         <w:t xml:space="preserve"> </w:t>
@@ -910,7 +928,7 @@
           <w:b/>
           <w:bCs/>
         </w:rPr>
-        <w:t xml:space="preserve">Summary:</w:t>
+        <w:t xml:space="preserve">Zusammenfassung:</w:t>
       </w:r>
       <w:r>
         <w:t xml:space="preserve"> </w:t>
@@ -920,7 +938,7 @@
           <w:i/>
           <w:iCs/>
         </w:rPr>
-        <w:t xml:space="preserve">&lt;two to four sentences on what was tried, what was observed, and what was decided.&gt;</w:t>
+        <w:t xml:space="preserve">&lt;zwei bis vier Sätze darüber, was ausprobiert wurde, was beobachtet wurde und was entschieden wurde.&gt;</w:t>
       </w:r>
     </w:p>
     <w:bookmarkEnd w:id="18"/>

--- a/static/downloads/de/docx/layer-6/experiment-template.docx
+++ b/static/downloads/de/docx/layer-6/experiment-template.docx
@@ -87,7 +87,7 @@
         <w:t xml:space="preserve"> </w:t>
       </w:r>
       <w:r>
-        <w:t xml:space="preserve">2026-04-28</w:t>
+        <w:t xml:space="preserve">2026-04-29</w:t>
       </w:r>
     </w:p>
     <w:p>

--- a/static/downloads/de/docx/layer-6/experiment-template.docx
+++ b/static/downloads/de/docx/layer-6/experiment-template.docx
@@ -87,7 +87,7 @@
         <w:t xml:space="preserve"> </w:t>
       </w:r>
       <w:r>
-        <w:t xml:space="preserve">2026-06-26</w:t>
+        <w:t xml:space="preserve">2026-07-07</w:t>
       </w:r>
     </w:p>
     <w:p>
@@ -238,10 +238,10 @@
     </w:p>
     <w:p>
       <w:pPr>
-        <w:pStyle w:val="BlockText"/>
-      </w:pPr>
-      <w:r>
-        <w:t xml:space="preserve">Experimente erlauben es der Gemeinschaft, eine Änderung auszuprobieren, ohne sie dauerhaft zu übernehmen. Damit das sicher bleibt, muss jedes Experiment zeitlich begrenzt, gekennzeichnet und automatisch ablaufend sein — und seine Ergebnisse im Lernprotokoll festhalten.</w:t>
+        <w:pStyle w:val="FirstParagraph"/>
+      </w:pPr>
+      <w:r>
+        <w:t xml:space="preserve">&gt; Experimente erlauben es der Gemeinschaft, eine Änderung auszuprobieren, ohne sie dauerhaft zu übernehmen. Damit das sicher bleibt, muss jedes Experiment zeitlich begrenzt, gekennzeichnet und automatisch ablaufend sein — und seine Ergebnisse im Lernprotokoll festhalten.</w:t>
       </w:r>
     </w:p>
     <w:p>
@@ -411,8 +411,14 @@
     </w:p>
     <w:p>
       <w:pPr>
-        <w:pStyle w:val="BlockText"/>
-      </w:pPr>
+        <w:pStyle w:val="BodyText"/>
+      </w:pPr>
+      <w:r>
+        <w:t xml:space="preserve">&gt;</w:t>
+      </w:r>
+      <w:r>
+        <w:t xml:space="preserve"> </w:t>
+      </w:r>
       <w:r>
         <w:rPr>
           <w:b/>
@@ -420,19 +426,29 @@
         </w:rPr>
         <w:t xml:space="preserve">Begründung — Warum sind diese Felder erforderlich</w:t>
       </w:r>
-    </w:p>
-    <w:p>
-      <w:pPr>
-        <w:pStyle w:val="BlockText"/>
-      </w:pPr>
-      <w:r>
-        <w:t xml:space="preserve">Ohne Umfang, Dauer, Erfolgskriterien und Rollback ist ein „Experiment“ nur eine dauerhafte Änderung mit freundlicherem Etikett. Indem jeder Vorschlag angeben muss, was er ändert, wann er endet, wie er überprüft wird und wie er rückgängig gemacht wird, bleibt Experimentieren umkehrbar — und das Experiment-Label kann nicht dazu verwendet werden, die Beratung zu umgehen.</w:t>
-      </w:r>
-    </w:p>
-    <w:p>
-      <w:pPr>
-        <w:pStyle w:val="BlockText"/>
-      </w:pPr>
+      <w:r>
+        <w:t xml:space="preserve"> </w:t>
+      </w:r>
+      <w:r>
+        <w:t xml:space="preserve">&gt;</w:t>
+      </w:r>
+      <w:r>
+        <w:t xml:space="preserve"> </w:t>
+      </w:r>
+      <w:r>
+        <w:t xml:space="preserve">&gt; Ohne Umfang, Dauer, Erfolgskriterien und Rollback ist ein „Experiment“ nur eine dauerhafte Änderung mit freundlicherem Etikett. Indem jeder Vorschlag angeben muss, was er ändert, wann er endet, wie er überprüft wird und wie er rückgängig gemacht wird, bleibt Experimentieren umkehrbar — und das Experiment-Label kann nicht dazu verwendet werden, die Beratung zu umgehen.</w:t>
+      </w:r>
+    </w:p>
+    <w:p>
+      <w:pPr>
+        <w:pStyle w:val="BodyText"/>
+      </w:pPr>
+      <w:r>
+        <w:t xml:space="preserve">&gt;</w:t>
+      </w:r>
+      <w:r>
+        <w:t xml:space="preserve"> </w:t>
+      </w:r>
       <w:r>
         <w:rPr>
           <w:b/>
@@ -440,13 +456,17 @@
         </w:rPr>
         <w:t xml:space="preserve">Anleitung — Wie du das ausfüllst</w:t>
       </w:r>
-    </w:p>
-    <w:p>
-      <w:pPr>
-        <w:pStyle w:val="BlockText"/>
-      </w:pPr>
-      <w:r>
-        <w:t xml:space="preserve">Fülle jedes Feld aus. Die maximale Dauer wird durch dein Änderungsprotokoll festgelegt. Die Entscheidungsbefugnis muss aus der Entscheidungsmatrix stammen.</w:t>
+      <w:r>
+        <w:t xml:space="preserve"> </w:t>
+      </w:r>
+      <w:r>
+        <w:t xml:space="preserve">&gt;</w:t>
+      </w:r>
+      <w:r>
+        <w:t xml:space="preserve"> </w:t>
+      </w:r>
+      <w:r>
+        <w:t xml:space="preserve">&gt; Fülle jedes Feld aus. Die maximale Dauer wird durch dein Änderungsprotokoll festgelegt. Die Entscheidungsbefugnis muss aus der Entscheidungsmatrix stammen.</w:t>
       </w:r>
     </w:p>
     <w:p>
@@ -467,6 +487,13 @@
       <w:r>
         <w:t xml:space="preserve"> </w:t>
       </w:r>
+      <w:r>
+        <w:rPr>
+          <w:i/>
+          <w:iCs/>
+        </w:rPr>
+        <w:t xml:space="preserve">&lt;kurzer Experimentname.&gt;</w:t>
+      </w:r>
     </w:p>
     <w:p>
       <w:pPr>
@@ -486,6 +513,13 @@
       <w:r>
         <w:t xml:space="preserve"> </w:t>
       </w:r>
+      <w:r>
+        <w:rPr>
+          <w:i/>
+          <w:iCs/>
+        </w:rPr>
+        <w:t xml:space="preserve">&lt;Name des Mitglieds.&gt;</w:t>
+      </w:r>
     </w:p>
     <w:p>
       <w:pPr>
@@ -755,8 +789,14 @@
     </w:p>
     <w:p>
       <w:pPr>
-        <w:pStyle w:val="BlockText"/>
-      </w:pPr>
+        <w:pStyle w:val="FirstParagraph"/>
+      </w:pPr>
+      <w:r>
+        <w:t xml:space="preserve">&gt;</w:t>
+      </w:r>
+      <w:r>
+        <w:t xml:space="preserve"> </w:t>
+      </w:r>
       <w:r>
         <w:rPr>
           <w:b/>
@@ -764,19 +804,29 @@
         </w:rPr>
         <w:t xml:space="preserve">Begründung — Warum müssen Experimente ablaufen</w:t>
       </w:r>
-    </w:p>
-    <w:p>
-      <w:pPr>
-        <w:pStyle w:val="BlockText"/>
-      </w:pPr>
-      <w:r>
-        <w:t xml:space="preserve">Die Gemeinschaft braucht die Möglichkeit, Änderungen rückgängig zu machen. Automatisches Ablaufen erzwingt eine bewusste Entscheidung, die Änderung dauerhaft zu übernehmen — statt eines schleichenden Drifts, bei dem sich niemand mehr erinnert, dass sie jemals vorläufig war.</w:t>
-      </w:r>
-    </w:p>
-    <w:p>
-      <w:pPr>
-        <w:pStyle w:val="BlockText"/>
-      </w:pPr>
+      <w:r>
+        <w:t xml:space="preserve"> </w:t>
+      </w:r>
+      <w:r>
+        <w:t xml:space="preserve">&gt;</w:t>
+      </w:r>
+      <w:r>
+        <w:t xml:space="preserve"> </w:t>
+      </w:r>
+      <w:r>
+        <w:t xml:space="preserve">&gt; Die Gemeinschaft braucht die Möglichkeit, Änderungen rückgängig zu machen. Automatisches Ablaufen erzwingt eine bewusste Entscheidung, die Änderung dauerhaft zu übernehmen — statt eines schleichenden Drifts, bei dem sich niemand mehr erinnert, dass sie jemals vorläufig war.</w:t>
+      </w:r>
+    </w:p>
+    <w:p>
+      <w:pPr>
+        <w:pStyle w:val="BodyText"/>
+      </w:pPr>
+      <w:r>
+        <w:t xml:space="preserve">&gt;</w:t>
+      </w:r>
+      <w:r>
+        <w:t xml:space="preserve"> </w:t>
+      </w:r>
       <w:r>
         <w:rPr>
           <w:b/>
@@ -784,13 +834,17 @@
         </w:rPr>
         <w:t xml:space="preserve">Anleitung — Wie du das ausfüllst</w:t>
       </w:r>
-    </w:p>
-    <w:p>
-      <w:pPr>
-        <w:pStyle w:val="BlockText"/>
-      </w:pPr>
-      <w:r>
-        <w:t xml:space="preserve">Halte die Regel zum automatischen Ablauf, den Verlängerungsmechanismus und die Pflicht zur Ergebniserfassung im Lernprotokoll fest.</w:t>
+      <w:r>
+        <w:t xml:space="preserve"> </w:t>
+      </w:r>
+      <w:r>
+        <w:t xml:space="preserve">&gt;</w:t>
+      </w:r>
+      <w:r>
+        <w:t xml:space="preserve"> </w:t>
+      </w:r>
+      <w:r>
+        <w:t xml:space="preserve">&gt; Halte die Regel zum automatischen Ablauf, den Verlängerungsmechanismus und die Pflicht zur Ergebniserfassung im Lernprotokoll fest.</w:t>
       </w:r>
     </w:p>
     <w:p>
@@ -817,6 +871,13 @@
           <w:numId w:val="1004"/>
         </w:numPr>
       </w:pPr>
+      <w:r>
+        <w:rPr>
+          <w:i/>
+          <w:iCs/>
+        </w:rPr>
+        <w:t xml:space="preserve">&lt;Ergebnisse und Erkenntnisse werden im Lernprotokoll festgehalten.&gt;</w:t>
+      </w:r>
     </w:p>
     <w:p>
       <w:r>
@@ -895,6 +956,13 @@
       <w:r>
         <w:t xml:space="preserve"> </w:t>
       </w:r>
+      <w:r>
+        <w:rPr>
+          <w:i/>
+          <w:iCs/>
+        </w:rPr>
+        <w:t xml:space="preserve">&lt;Link zur Abstimmung oder Entscheidung&gt;</w:t>
+      </w:r>
     </w:p>
     <w:p>
       <w:pPr>
@@ -913,6 +981,13 @@
       </w:r>
       <w:r>
         <w:t xml:space="preserve"> </w:t>
+      </w:r>
+      <w:r>
+        <w:rPr>
+          <w:i/>
+          <w:iCs/>
+        </w:rPr>
+        <w:t xml:space="preserve">&lt;Link&gt;</w:t>
       </w:r>
     </w:p>
     <w:p>

--- a/static/downloads/de/docx/layer-6/experiment-template.docx
+++ b/static/downloads/de/docx/layer-6/experiment-template.docx
@@ -87,7 +87,7 @@
         <w:t xml:space="preserve"> </w:t>
       </w:r>
       <w:r>
-        <w:t xml:space="preserve">2026-07-07</w:t>
+        <w:t xml:space="preserve">2026-08-31</w:t>
       </w:r>
     </w:p>
     <w:p>
